--- a/docs/docx/module/exam_phys_student_guide.docx
+++ b/docs/docx/module/exam_phys_student_guide.docx
@@ -15,7 +15,7 @@
         <w:pStyle w:val="Date"/>
       </w:pPr>
       <w:r>
-        <w:t xml:space="preserve">2026-02-26</w:t>
+        <w:t xml:space="preserve">2026-03-03</w:t>
       </w:r>
     </w:p>
     <w:p>

--- a/docs/docx/module/exam_phys_student_guide.docx
+++ b/docs/docx/module/exam_phys_student_guide.docx
@@ -15,7 +15,7 @@
         <w:pStyle w:val="Date"/>
       </w:pPr>
       <w:r>
-        <w:t xml:space="preserve">2026-03-03</w:t>
+        <w:t xml:space="preserve">2026-03-17</w:t>
       </w:r>
     </w:p>
     <w:p>

--- a/docs/docx/module/exam_phys_student_guide.docx
+++ b/docs/docx/module/exam_phys_student_guide.docx
@@ -15,7 +15,7 @@
         <w:pStyle w:val="Date"/>
       </w:pPr>
       <w:r>
-        <w:t xml:space="preserve">2026-03-17</w:t>
+        <w:t xml:space="preserve">2026-04-29</w:t>
       </w:r>
     </w:p>
     <w:p>

--- a/docs/docx/module/exam_phys_student_guide.docx
+++ b/docs/docx/module/exam_phys_student_guide.docx
@@ -15,7 +15,7 @@
         <w:pStyle w:val="Date"/>
       </w:pPr>
       <w:r>
-        <w:t xml:space="preserve">2026-04-29</w:t>
+        <w:t xml:space="preserve">2026-05-28</w:t>
       </w:r>
     </w:p>
     <w:p>

--- a/docs/docx/module/exam_phys_student_guide.docx
+++ b/docs/docx/module/exam_phys_student_guide.docx
@@ -15,7 +15,7 @@
         <w:pStyle w:val="Date"/>
       </w:pPr>
       <w:r>
-        <w:t xml:space="preserve">2026-05-28</w:t>
+        <w:t xml:space="preserve">2026-06-01</w:t>
       </w:r>
     </w:p>
     <w:p>

--- a/docs/docx/module/exam_phys_student_guide.docx
+++ b/docs/docx/module/exam_phys_student_guide.docx
@@ -15,7 +15,7 @@
         <w:pStyle w:val="Date"/>
       </w:pPr>
       <w:r>
-        <w:t xml:space="preserve">2026-06-01</w:t>
+        <w:t xml:space="preserve">2026-06-02</w:t>
       </w:r>
     </w:p>
     <w:p>

--- a/docs/docx/module/exam_phys_student_guide.docx
+++ b/docs/docx/module/exam_phys_student_guide.docx
@@ -15,7 +15,7 @@
         <w:pStyle w:val="Date"/>
       </w:pPr>
       <w:r>
-        <w:t xml:space="preserve">2026-06-02</w:t>
+        <w:t xml:space="preserve">2026-06-03</w:t>
       </w:r>
     </w:p>
     <w:p>

--- a/docs/docx/module/exam_phys_student_guide.docx
+++ b/docs/docx/module/exam_phys_student_guide.docx
@@ -15,7 +15,7 @@
         <w:pStyle w:val="Date"/>
       </w:pPr>
       <w:r>
-        <w:t xml:space="preserve">2026-06-03</w:t>
+        <w:t xml:space="preserve">2026-07-22</w:t>
       </w:r>
     </w:p>
     <w:p>

--- a/docs/docx/module/exam_phys_student_guide.docx
+++ b/docs/docx/module/exam_phys_student_guide.docx
@@ -15,7 +15,7 @@
         <w:pStyle w:val="Date"/>
       </w:pPr>
       <w:r>
-        <w:t xml:space="preserve">2026-07-22</w:t>
+        <w:t xml:space="preserve">2026-08-26</w:t>
       </w:r>
     </w:p>
     <w:p>
